--- a/eng/docx/49.content.docx
+++ b/eng/docx/49.content.docx
@@ -136,13 +136,6 @@
         <w:rPr>
           <w:lang w:val="en_US" w:bidi="en_US"/>
         </w:rPr>
-      </w:r>
-      <w:r>
-        <w:rPr>
-          <w:i/>
-          <w:lang w:val="en_US" w:bidi="en_US"/>
-        </w:rPr>
-        <w:t>Ephesians 1:1, Ephesians 1:3, Ephesians 1:4, Ephesians 1:4 (#2), Ephesians 1:5, Ephesians 1:6, Ephesians 1:7, Ephesians 1:10, Ephesians 1:13, Ephesians 1:14, Ephesians 1:18, Ephesians 1:20, Ephesians 1:22, Ephesians 1:22 (#2), Ephesians 1:23, Ephesians 2:1, Ephesians 2:2, Ephesians 2:3, Ephesians 2:4, Ephesians 2:5, Ephesians 2:6, Ephesians 2:7, Ephesians 2:8, Ephesians 2:9, Ephesians 2:10, Ephesians 2:12, Ephesians 2:13, Ephesians 2:14, Ephesians 2:15, Ephesians 2:18, Ephesians 2:20, Ephesians 2:21, Ephesians 2:22, Ephesians 3:2, Ephesians 3:3, Ephesians 3:5, Ephesians 3:6, Ephesians 3:7, Ephesians 3:9, Ephesians 3:10, Ephesians 3:12, Ephesians 3:15, Ephesians 3:16, Ephesians 3:18, Ephesians 3:21, Ephesians 4:1, Ephesians 4:7, Ephesians 4:11, Ephesians 4:12, Ephesians 4:14, Ephesians 4:16, Ephesians 4:17, Ephesians 4:18, Ephesians 4:19, Ephesians 4:22, Ephesians 4:24, Ephesians 4:27, Ephesians 4:28, Ephesians 4:29, Ephesians 4:30, Ephesians 4:32, Ephesians 5:1, Ephesians 5:2, Ephesians 5:3, Ephesians 5:4, Ephesians 5:5, Ephesians 5:6, Ephesians 5:9, Ephesians 5:11, Ephesians 5:13, Ephesians 5:16, Ephesians 5:18, Ephesians 5:19, Ephesians 5:22, Ephesians 5:23, Ephesians 5:26, Ephesians 5:28, Ephesians 5:29, Ephesians 5:31, Ephesians 5:32, Ephesians 6:1, Ephesians 6:4, Ephesians 6:5, Ephesians 6:8, Ephesians 6:9, Ephesians 6:11, Ephesians 6:12, Ephesians 6:13, Ephesians 6:16, Ephesians 6:17, Ephesians 6:18, Ephesians 6:19, Ephesians 6:20, Ephesians 6:23</w:t>
       </w:r>
       <w:r>
         <w:rPr>

--- a/eng/docx/49.content.docx
+++ b/eng/docx/49.content.docx
@@ -123,19 +123,6 @@
           <w:lang w:val="en_US" w:bidi="en_US"/>
         </w:rPr>
         <w:t>EPH</w:t>
-      </w:r>
-      <w:r>
-        <w:rPr>
-          <w:lang w:val="en_US" w:bidi="en_US"/>
-        </w:rPr>
-      </w:r>
-    </w:p>
-    <w:p>
-      <w:pPr/>
-      <w:r>
-        <w:rPr>
-          <w:lang w:val="en_US" w:bidi="en_US"/>
-        </w:rPr>
       </w:r>
       <w:r>
         <w:rPr>

--- a/eng/docx/49.content.docx
+++ b/eng/docx/49.content.docx
@@ -19,7 +19,7 @@
         <w:rPr>
           <w:lang w:val="en_US" w:bidi="en_US"/>
         </w:rPr>
-        <w:t>Resource: Translation Questions (unfoldingWord)</w:t>
+        <w:t>Resource: unfoldingWord® Translation Questions</w:t>
       </w:r>
       <w:r>
         <w:rPr>
@@ -85,7 +85,7 @@
         <w:rPr>
           <w:lang w:val="en_US" w:bidi="en_US"/>
         </w:rPr>
-        <w:t>Translation Questions (unfoldingWord)</w:t>
+        <w:t>unfoldingWord® Translation Questions</w:t>
       </w:r>
     </w:p>
     <w:p>

--- a/eng/docx/49.content.docx
+++ b/eng/docx/49.content.docx
@@ -185,7 +185,7 @@
         <w:rPr>
           <w:lang w:val="en_US" w:bidi="en_US"/>
         </w:rPr>
-        <w:t>Ephesians 1:1</w:t>
+        <w:t>Ephesians 1:1 (#1)</w:t>
       </w:r>
       <w:r>
         <w:rPr>
@@ -248,7 +248,7 @@
         <w:rPr>
           <w:lang w:val="en_US" w:bidi="en_US"/>
         </w:rPr>
-        <w:t>Ephesians 1:3</w:t>
+        <w:t>Ephesians 1:3 (#1)</w:t>
       </w:r>
       <w:r>
         <w:rPr>
@@ -311,7 +311,7 @@
         <w:rPr>
           <w:lang w:val="en_US" w:bidi="en_US"/>
         </w:rPr>
-        <w:t>Ephesians 1:4</w:t>
+        <w:t>Ephesians 1:4 (#1)</w:t>
       </w:r>
       <w:r>
         <w:rPr>
@@ -437,7 +437,7 @@
         <w:rPr>
           <w:lang w:val="en_US" w:bidi="en_US"/>
         </w:rPr>
-        <w:t>Ephesians 1:5</w:t>
+        <w:t>Ephesians 1:5 (#1)</w:t>
       </w:r>
       <w:r>
         <w:rPr>
@@ -500,7 +500,7 @@
         <w:rPr>
           <w:lang w:val="en_US" w:bidi="en_US"/>
         </w:rPr>
-        <w:t>Ephesians 1:6</w:t>
+        <w:t>Ephesians 1:6 (#1)</w:t>
       </w:r>
       <w:r>
         <w:rPr>
@@ -563,7 +563,7 @@
         <w:rPr>
           <w:lang w:val="en_US" w:bidi="en_US"/>
         </w:rPr>
-        <w:t>Ephesians 1:7</w:t>
+        <w:t>Ephesians 1:7 (#1)</w:t>
       </w:r>
       <w:r>
         <w:rPr>
@@ -626,7 +626,7 @@
         <w:rPr>
           <w:lang w:val="en_US" w:bidi="en_US"/>
         </w:rPr>
-        <w:t>Ephesians 1:10</w:t>
+        <w:t>Ephesians 1:10 (#1)</w:t>
       </w:r>
       <w:r>
         <w:rPr>
@@ -689,7 +689,7 @@
         <w:rPr>
           <w:lang w:val="en_US" w:bidi="en_US"/>
         </w:rPr>
-        <w:t>Ephesians 1:13</w:t>
+        <w:t>Ephesians 1:13 (#1)</w:t>
       </w:r>
       <w:r>
         <w:rPr>
@@ -752,7 +752,7 @@
         <w:rPr>
           <w:lang w:val="en_US" w:bidi="en_US"/>
         </w:rPr>
-        <w:t>Ephesians 1:14</w:t>
+        <w:t>Ephesians 1:14 (#1)</w:t>
       </w:r>
       <w:r>
         <w:rPr>
@@ -815,7 +815,7 @@
         <w:rPr>
           <w:lang w:val="en_US" w:bidi="en_US"/>
         </w:rPr>
-        <w:t>Ephesians 1:18</w:t>
+        <w:t>Ephesians 1:18 (#1)</w:t>
       </w:r>
       <w:r>
         <w:rPr>
@@ -878,7 +878,7 @@
         <w:rPr>
           <w:lang w:val="en_US" w:bidi="en_US"/>
         </w:rPr>
-        <w:t>Ephesians 1:20</w:t>
+        <w:t>Ephesians 1:20 (#1)</w:t>
       </w:r>
       <w:r>
         <w:rPr>
@@ -941,7 +941,7 @@
         <w:rPr>
           <w:lang w:val="en_US" w:bidi="en_US"/>
         </w:rPr>
-        <w:t>Ephesians 1:22</w:t>
+        <w:t>Ephesians 1:22 (#1)</w:t>
       </w:r>
       <w:r>
         <w:rPr>
@@ -1067,7 +1067,7 @@
         <w:rPr>
           <w:lang w:val="en_US" w:bidi="en_US"/>
         </w:rPr>
-        <w:t>Ephesians 1:23</w:t>
+        <w:t>Ephesians 1:23 (#1)</w:t>
       </w:r>
       <w:r>
         <w:rPr>
@@ -1130,7 +1130,7 @@
         <w:rPr>
           <w:lang w:val="en_US" w:bidi="en_US"/>
         </w:rPr>
-        <w:t>Ephesians 2:1</w:t>
+        <w:t>Ephesians 2:1 (#1)</w:t>
       </w:r>
       <w:r>
         <w:rPr>
@@ -1193,7 +1193,7 @@
         <w:rPr>
           <w:lang w:val="en_US" w:bidi="en_US"/>
         </w:rPr>
-        <w:t>Ephesians 2:2</w:t>
+        <w:t>Ephesians 2:2 (#1)</w:t>
       </w:r>
       <w:r>
         <w:rPr>
@@ -1256,7 +1256,7 @@
         <w:rPr>
           <w:lang w:val="en_US" w:bidi="en_US"/>
         </w:rPr>
-        <w:t>Ephesians 2:3</w:t>
+        <w:t>Ephesians 2:3 (#1)</w:t>
       </w:r>
       <w:r>
         <w:rPr>
@@ -1319,7 +1319,7 @@
         <w:rPr>
           <w:lang w:val="en_US" w:bidi="en_US"/>
         </w:rPr>
-        <w:t>Ephesians 2:4</w:t>
+        <w:t>Ephesians 2:4 (#1)</w:t>
       </w:r>
       <w:r>
         <w:rPr>
@@ -1382,7 +1382,7 @@
         <w:rPr>
           <w:lang w:val="en_US" w:bidi="en_US"/>
         </w:rPr>
-        <w:t>Ephesians 2:5</w:t>
+        <w:t>Ephesians 2:5 (#1)</w:t>
       </w:r>
       <w:r>
         <w:rPr>
@@ -1445,7 +1445,7 @@
         <w:rPr>
           <w:lang w:val="en_US" w:bidi="en_US"/>
         </w:rPr>
-        <w:t>Ephesians 2:6</w:t>
+        <w:t>Ephesians 2:6 (#1)</w:t>
       </w:r>
       <w:r>
         <w:rPr>
@@ -1508,7 +1508,7 @@
         <w:rPr>
           <w:lang w:val="en_US" w:bidi="en_US"/>
         </w:rPr>
-        <w:t>Ephesians 2:7</w:t>
+        <w:t>Ephesians 2:7 (#1)</w:t>
       </w:r>
       <w:r>
         <w:rPr>
@@ -1571,7 +1571,7 @@
         <w:rPr>
           <w:lang w:val="en_US" w:bidi="en_US"/>
         </w:rPr>
-        <w:t>Ephesians 2:8</w:t>
+        <w:t>Ephesians 2:8 (#1)</w:t>
       </w:r>
       <w:r>
         <w:rPr>
@@ -1634,7 +1634,7 @@
         <w:rPr>
           <w:lang w:val="en_US" w:bidi="en_US"/>
         </w:rPr>
-        <w:t>Ephesians 2:9</w:t>
+        <w:t>Ephesians 2:9 (#1)</w:t>
       </w:r>
       <w:r>
         <w:rPr>
@@ -1697,7 +1697,7 @@
         <w:rPr>
           <w:lang w:val="en_US" w:bidi="en_US"/>
         </w:rPr>
-        <w:t>Ephesians 2:10</w:t>
+        <w:t>Ephesians 2:10 (#1)</w:t>
       </w:r>
       <w:r>
         <w:rPr>
@@ -1760,7 +1760,7 @@
         <w:rPr>
           <w:lang w:val="en_US" w:bidi="en_US"/>
         </w:rPr>
-        <w:t>Ephesians 2:12</w:t>
+        <w:t>Ephesians 2:12 (#1)</w:t>
       </w:r>
       <w:r>
         <w:rPr>
@@ -1823,7 +1823,7 @@
         <w:rPr>
           <w:lang w:val="en_US" w:bidi="en_US"/>
         </w:rPr>
-        <w:t>Ephesians 2:13</w:t>
+        <w:t>Ephesians 2:13 (#1)</w:t>
       </w:r>
       <w:r>
         <w:rPr>
@@ -1886,7 +1886,7 @@
         <w:rPr>
           <w:lang w:val="en_US" w:bidi="en_US"/>
         </w:rPr>
-        <w:t>Ephesians 2:14</w:t>
+        <w:t>Ephesians 2:14 (#1)</w:t>
       </w:r>
       <w:r>
         <w:rPr>
@@ -1949,7 +1949,7 @@
         <w:rPr>
           <w:lang w:val="en_US" w:bidi="en_US"/>
         </w:rPr>
-        <w:t>Ephesians 2:15</w:t>
+        <w:t>Ephesians 2:15 (#1)</w:t>
       </w:r>
       <w:r>
         <w:rPr>
@@ -2012,7 +2012,7 @@
         <w:rPr>
           <w:lang w:val="en_US" w:bidi="en_US"/>
         </w:rPr>
-        <w:t>Ephesians 2:18</w:t>
+        <w:t>Ephesians 2:18 (#1)</w:t>
       </w:r>
       <w:r>
         <w:rPr>
@@ -2075,7 +2075,7 @@
         <w:rPr>
           <w:lang w:val="en_US" w:bidi="en_US"/>
         </w:rPr>
-        <w:t>Ephesians 2:20</w:t>
+        <w:t>Ephesians 2:20 (#1)</w:t>
       </w:r>
       <w:r>
         <w:rPr>
@@ -2138,7 +2138,7 @@
         <w:rPr>
           <w:lang w:val="en_US" w:bidi="en_US"/>
         </w:rPr>
-        <w:t>Ephesians 2:21</w:t>
+        <w:t>Ephesians 2:21 (#1)</w:t>
       </w:r>
       <w:r>
         <w:rPr>
@@ -2201,7 +2201,7 @@
         <w:rPr>
           <w:lang w:val="en_US" w:bidi="en_US"/>
         </w:rPr>
-        <w:t>Ephesians 2:22</w:t>
+        <w:t>Ephesians 2:22 (#1)</w:t>
       </w:r>
       <w:r>
         <w:rPr>
@@ -2264,7 +2264,7 @@
         <w:rPr>
           <w:lang w:val="en_US" w:bidi="en_US"/>
         </w:rPr>
-        <w:t>Ephesians 3:2</w:t>
+        <w:t>Ephesians 3:2 (#1)</w:t>
       </w:r>
       <w:r>
         <w:rPr>
@@ -2327,7 +2327,7 @@
         <w:rPr>
           <w:lang w:val="en_US" w:bidi="en_US"/>
         </w:rPr>
-        <w:t>Ephesians 3:3</w:t>
+        <w:t>Ephesians 3:3 (#1)</w:t>
       </w:r>
       <w:r>
         <w:rPr>
@@ -2390,7 +2390,7 @@
         <w:rPr>
           <w:lang w:val="en_US" w:bidi="en_US"/>
         </w:rPr>
-        <w:t>Ephesians 3:5</w:t>
+        <w:t>Ephesians 3:5 (#1)</w:t>
       </w:r>
       <w:r>
         <w:rPr>
@@ -2453,7 +2453,7 @@
         <w:rPr>
           <w:lang w:val="en_US" w:bidi="en_US"/>
         </w:rPr>
-        <w:t>Ephesians 3:6</w:t>
+        <w:t>Ephesians 3:6 (#1)</w:t>
       </w:r>
       <w:r>
         <w:rPr>
@@ -2516,7 +2516,7 @@
         <w:rPr>
           <w:lang w:val="en_US" w:bidi="en_US"/>
         </w:rPr>
-        <w:t>Ephesians 3:7</w:t>
+        <w:t>Ephesians 3:7 (#1)</w:t>
       </w:r>
       <w:r>
         <w:rPr>
@@ -2579,7 +2579,7 @@
         <w:rPr>
           <w:lang w:val="en_US" w:bidi="en_US"/>
         </w:rPr>
-        <w:t>Ephesians 3:9</w:t>
+        <w:t>Ephesians 3:9 (#1)</w:t>
       </w:r>
       <w:r>
         <w:rPr>
@@ -2642,7 +2642,7 @@
         <w:rPr>
           <w:lang w:val="en_US" w:bidi="en_US"/>
         </w:rPr>
-        <w:t>Ephesians 3:10</w:t>
+        <w:t>Ephesians 3:10 (#1)</w:t>
       </w:r>
       <w:r>
         <w:rPr>
@@ -2705,7 +2705,7 @@
         <w:rPr>
           <w:lang w:val="en_US" w:bidi="en_US"/>
         </w:rPr>
-        <w:t>Ephesians 3:12</w:t>
+        <w:t>Ephesians 3:12 (#1)</w:t>
       </w:r>
       <w:r>
         <w:rPr>
@@ -2768,7 +2768,7 @@
         <w:rPr>
           <w:lang w:val="en_US" w:bidi="en_US"/>
         </w:rPr>
-        <w:t>Ephesians 3:15</w:t>
+        <w:t>Ephesians 3:15 (#1)</w:t>
       </w:r>
       <w:r>
         <w:rPr>
@@ -2831,7 +2831,7 @@
         <w:rPr>
           <w:lang w:val="en_US" w:bidi="en_US"/>
         </w:rPr>
-        <w:t>Ephesians 3:16</w:t>
+        <w:t>Ephesians 3:16 (#1)</w:t>
       </w:r>
       <w:r>
         <w:rPr>
@@ -2894,7 +2894,7 @@
         <w:rPr>
           <w:lang w:val="en_US" w:bidi="en_US"/>
         </w:rPr>
-        <w:t>Ephesians 3:18</w:t>
+        <w:t>Ephesians 3:18–19 (#1)</w:t>
       </w:r>
       <w:r>
         <w:rPr>
@@ -2957,7 +2957,7 @@
         <w:rPr>
           <w:lang w:val="en_US" w:bidi="en_US"/>
         </w:rPr>
-        <w:t>Ephesians 3:21</w:t>
+        <w:t>Ephesians 3:21 (#1)</w:t>
       </w:r>
       <w:r>
         <w:rPr>
@@ -3020,7 +3020,7 @@
         <w:rPr>
           <w:lang w:val="en_US" w:bidi="en_US"/>
         </w:rPr>
-        <w:t>Ephesians 4:1</w:t>
+        <w:t>Ephesians 4:1 (#1)</w:t>
       </w:r>
       <w:r>
         <w:rPr>
@@ -3083,7 +3083,7 @@
         <w:rPr>
           <w:lang w:val="en_US" w:bidi="en_US"/>
         </w:rPr>
-        <w:t>Ephesians 4:7</w:t>
+        <w:t>Ephesians 4:7 (#1)</w:t>
       </w:r>
       <w:r>
         <w:rPr>
@@ -3146,7 +3146,7 @@
         <w:rPr>
           <w:lang w:val="en_US" w:bidi="en_US"/>
         </w:rPr>
-        <w:t>Ephesians 4:11</w:t>
+        <w:t>Ephesians 4:11 (#1)</w:t>
       </w:r>
       <w:r>
         <w:rPr>
@@ -3209,7 +3209,7 @@
         <w:rPr>
           <w:lang w:val="en_US" w:bidi="en_US"/>
         </w:rPr>
-        <w:t>Ephesians 4:12</w:t>
+        <w:t>Ephesians 4:12 (#1)</w:t>
       </w:r>
       <w:r>
         <w:rPr>
@@ -3272,7 +3272,7 @@
         <w:rPr>
           <w:lang w:val="en_US" w:bidi="en_US"/>
         </w:rPr>
-        <w:t>Ephesians 4:14</w:t>
+        <w:t>Ephesians 4:14 (#1)</w:t>
       </w:r>
       <w:r>
         <w:rPr>
@@ -3335,7 +3335,7 @@
         <w:rPr>
           <w:lang w:val="en_US" w:bidi="en_US"/>
         </w:rPr>
-        <w:t>Ephesians 4:16</w:t>
+        <w:t>Ephesians 4:16 (#1)</w:t>
       </w:r>
       <w:r>
         <w:rPr>
@@ -3398,7 +3398,7 @@
         <w:rPr>
           <w:lang w:val="en_US" w:bidi="en_US"/>
         </w:rPr>
-        <w:t>Ephesians 4:17</w:t>
+        <w:t>Ephesians 4:17 (#1)</w:t>
       </w:r>
       <w:r>
         <w:rPr>
@@ -3461,7 +3461,7 @@
         <w:rPr>
           <w:lang w:val="en_US" w:bidi="en_US"/>
         </w:rPr>
-        <w:t>Ephesians 4:18</w:t>
+        <w:t>Ephesians 4:18 (#1)</w:t>
       </w:r>
       <w:r>
         <w:rPr>
@@ -3524,7 +3524,7 @@
         <w:rPr>
           <w:lang w:val="en_US" w:bidi="en_US"/>
         </w:rPr>
-        <w:t>Ephesians 4:19</w:t>
+        <w:t>Ephesians 4:19 (#1)</w:t>
       </w:r>
       <w:r>
         <w:rPr>
@@ -3587,7 +3587,7 @@
         <w:rPr>
           <w:lang w:val="en_US" w:bidi="en_US"/>
         </w:rPr>
-        <w:t>Ephesians 4:22</w:t>
+        <w:t>Ephesians 4:22 (#1)</w:t>
       </w:r>
       <w:r>
         <w:rPr>
@@ -3650,7 +3650,7 @@
         <w:rPr>
           <w:lang w:val="en_US" w:bidi="en_US"/>
         </w:rPr>
-        <w:t>Ephesians 4:24</w:t>
+        <w:t>Ephesians 4:24 (#1)</w:t>
       </w:r>
       <w:r>
         <w:rPr>
@@ -3713,7 +3713,7 @@
         <w:rPr>
           <w:lang w:val="en_US" w:bidi="en_US"/>
         </w:rPr>
-        <w:t>Ephesians 4:27</w:t>
+        <w:t>Ephesians 4:27 (#1)</w:t>
       </w:r>
       <w:r>
         <w:rPr>
@@ -3776,7 +3776,7 @@
         <w:rPr>
           <w:lang w:val="en_US" w:bidi="en_US"/>
         </w:rPr>
-        <w:t>Ephesians 4:28</w:t>
+        <w:t>Ephesians 4:28 (#1)</w:t>
       </w:r>
       <w:r>
         <w:rPr>
@@ -3839,7 +3839,7 @@
         <w:rPr>
           <w:lang w:val="en_US" w:bidi="en_US"/>
         </w:rPr>
-        <w:t>Ephesians 4:29</w:t>
+        <w:t>Ephesians 4:29 (#1)</w:t>
       </w:r>
       <w:r>
         <w:rPr>
@@ -3902,7 +3902,7 @@
         <w:rPr>
           <w:lang w:val="en_US" w:bidi="en_US"/>
         </w:rPr>
-        <w:t>Ephesians 4:30</w:t>
+        <w:t>Ephesians 4:30 (#1)</w:t>
       </w:r>
       <w:r>
         <w:rPr>
@@ -3965,7 +3965,7 @@
         <w:rPr>
           <w:lang w:val="en_US" w:bidi="en_US"/>
         </w:rPr>
-        <w:t>Ephesians 4:32</w:t>
+        <w:t>Ephesians 4:32 (#1)</w:t>
       </w:r>
       <w:r>
         <w:rPr>
@@ -4028,7 +4028,7 @@
         <w:rPr>
           <w:lang w:val="en_US" w:bidi="en_US"/>
         </w:rPr>
-        <w:t>Ephesians 5:1</w:t>
+        <w:t>Ephesians 5:1 (#1)</w:t>
       </w:r>
       <w:r>
         <w:rPr>
@@ -4091,7 +4091,7 @@
         <w:rPr>
           <w:lang w:val="en_US" w:bidi="en_US"/>
         </w:rPr>
-        <w:t>Ephesians 5:2</w:t>
+        <w:t>Ephesians 5:2 (#1)</w:t>
       </w:r>
       <w:r>
         <w:rPr>
@@ -4154,7 +4154,7 @@
         <w:rPr>
           <w:lang w:val="en_US" w:bidi="en_US"/>
         </w:rPr>
-        <w:t>Ephesians 5:3</w:t>
+        <w:t>Ephesians 5:3 (#1)</w:t>
       </w:r>
       <w:r>
         <w:rPr>
@@ -4217,7 +4217,7 @@
         <w:rPr>
           <w:lang w:val="en_US" w:bidi="en_US"/>
         </w:rPr>
-        <w:t>Ephesians 5:4</w:t>
+        <w:t>Ephesians 5:4 (#1)</w:t>
       </w:r>
       <w:r>
         <w:rPr>
@@ -4280,7 +4280,7 @@
         <w:rPr>
           <w:lang w:val="en_US" w:bidi="en_US"/>
         </w:rPr>
-        <w:t>Ephesians 5:5</w:t>
+        <w:t>Ephesians 5:5 (#1)</w:t>
       </w:r>
       <w:r>
         <w:rPr>
@@ -4343,7 +4343,7 @@
         <w:rPr>
           <w:lang w:val="en_US" w:bidi="en_US"/>
         </w:rPr>
-        <w:t>Ephesians 5:6</w:t>
+        <w:t>Ephesians 5:6 (#1)</w:t>
       </w:r>
       <w:r>
         <w:rPr>
@@ -4406,7 +4406,7 @@
         <w:rPr>
           <w:lang w:val="en_US" w:bidi="en_US"/>
         </w:rPr>
-        <w:t>Ephesians 5:9</w:t>
+        <w:t>Ephesians 5:9 (#1)</w:t>
       </w:r>
       <w:r>
         <w:rPr>
@@ -4469,7 +4469,7 @@
         <w:rPr>
           <w:lang w:val="en_US" w:bidi="en_US"/>
         </w:rPr>
-        <w:t>Ephesians 5:11</w:t>
+        <w:t>Ephesians 5:11 (#1)</w:t>
       </w:r>
       <w:r>
         <w:rPr>
@@ -4532,7 +4532,7 @@
         <w:rPr>
           <w:lang w:val="en_US" w:bidi="en_US"/>
         </w:rPr>
-        <w:t>Ephesians 5:13</w:t>
+        <w:t>Ephesians 5:13 (#1)</w:t>
       </w:r>
       <w:r>
         <w:rPr>
@@ -4595,7 +4595,7 @@
         <w:rPr>
           <w:lang w:val="en_US" w:bidi="en_US"/>
         </w:rPr>
-        <w:t>Ephesians 5:16</w:t>
+        <w:t>Ephesians 5:16 (#1)</w:t>
       </w:r>
       <w:r>
         <w:rPr>
@@ -4658,7 +4658,7 @@
         <w:rPr>
           <w:lang w:val="en_US" w:bidi="en_US"/>
         </w:rPr>
-        <w:t>Ephesians 5:18</w:t>
+        <w:t>Ephesians 5:18 (#1)</w:t>
       </w:r>
       <w:r>
         <w:rPr>
@@ -4721,7 +4721,7 @@
         <w:rPr>
           <w:lang w:val="en_US" w:bidi="en_US"/>
         </w:rPr>
-        <w:t>Ephesians 5:19</w:t>
+        <w:t>Ephesians 5:19 (#1)</w:t>
       </w:r>
       <w:r>
         <w:rPr>
@@ -4784,7 +4784,7 @@
         <w:rPr>
           <w:lang w:val="en_US" w:bidi="en_US"/>
         </w:rPr>
-        <w:t>Ephesians 5:22</w:t>
+        <w:t>Ephesians 5:22 (#1)</w:t>
       </w:r>
       <w:r>
         <w:rPr>
@@ -4847,7 +4847,7 @@
         <w:rPr>
           <w:lang w:val="en_US" w:bidi="en_US"/>
         </w:rPr>
-        <w:t>Ephesians 5:23</w:t>
+        <w:t>Ephesians 5:23 (#1)</w:t>
       </w:r>
       <w:r>
         <w:rPr>
@@ -4910,7 +4910,7 @@
         <w:rPr>
           <w:lang w:val="en_US" w:bidi="en_US"/>
         </w:rPr>
-        <w:t>Ephesians 5:26</w:t>
+        <w:t>Ephesians 5:26 (#1)</w:t>
       </w:r>
       <w:r>
         <w:rPr>
@@ -4973,7 +4973,7 @@
         <w:rPr>
           <w:lang w:val="en_US" w:bidi="en_US"/>
         </w:rPr>
-        <w:t>Ephesians 5:28</w:t>
+        <w:t>Ephesians 5:28 (#1)</w:t>
       </w:r>
       <w:r>
         <w:rPr>
@@ -5036,7 +5036,7 @@
         <w:rPr>
           <w:lang w:val="en_US" w:bidi="en_US"/>
         </w:rPr>
-        <w:t>Ephesians 5:29</w:t>
+        <w:t>Ephesians 5:29 (#1)</w:t>
       </w:r>
       <w:r>
         <w:rPr>
@@ -5099,7 +5099,7 @@
         <w:rPr>
           <w:lang w:val="en_US" w:bidi="en_US"/>
         </w:rPr>
-        <w:t>Ephesians 5:31</w:t>
+        <w:t>Ephesians 5:31 (#1)</w:t>
       </w:r>
       <w:r>
         <w:rPr>
@@ -5162,7 +5162,7 @@
         <w:rPr>
           <w:lang w:val="en_US" w:bidi="en_US"/>
         </w:rPr>
-        <w:t>Ephesians 5:32</w:t>
+        <w:t>Ephesians 5:32 (#1)</w:t>
       </w:r>
       <w:r>
         <w:rPr>
@@ -5225,7 +5225,7 @@
         <w:rPr>
           <w:lang w:val="en_US" w:bidi="en_US"/>
         </w:rPr>
-        <w:t>Ephesians 6:1</w:t>
+        <w:t>Ephesians 6:1 (#1)</w:t>
       </w:r>
       <w:r>
         <w:rPr>
@@ -5288,7 +5288,7 @@
         <w:rPr>
           <w:lang w:val="en_US" w:bidi="en_US"/>
         </w:rPr>
-        <w:t>Ephesians 6:4</w:t>
+        <w:t>Ephesians 6:4 (#1)</w:t>
       </w:r>
       <w:r>
         <w:rPr>
@@ -5351,7 +5351,7 @@
         <w:rPr>
           <w:lang w:val="en_US" w:bidi="en_US"/>
         </w:rPr>
-        <w:t>Ephesians 6:5</w:t>
+        <w:t>Ephesians 6:5 (#1)</w:t>
       </w:r>
       <w:r>
         <w:rPr>
@@ -5414,7 +5414,7 @@
         <w:rPr>
           <w:lang w:val="en_US" w:bidi="en_US"/>
         </w:rPr>
-        <w:t>Ephesians 6:8</w:t>
+        <w:t>Ephesians 6:8 (#1)</w:t>
       </w:r>
       <w:r>
         <w:rPr>
@@ -5477,7 +5477,7 @@
         <w:rPr>
           <w:lang w:val="en_US" w:bidi="en_US"/>
         </w:rPr>
-        <w:t>Ephesians 6:9</w:t>
+        <w:t>Ephesians 6:9 (#1)</w:t>
       </w:r>
       <w:r>
         <w:rPr>
@@ -5540,7 +5540,7 @@
         <w:rPr>
           <w:lang w:val="en_US" w:bidi="en_US"/>
         </w:rPr>
-        <w:t>Ephesians 6:11</w:t>
+        <w:t>Ephesians 6:11 (#1)</w:t>
       </w:r>
       <w:r>
         <w:rPr>
@@ -5603,7 +5603,7 @@
         <w:rPr>
           <w:lang w:val="en_US" w:bidi="en_US"/>
         </w:rPr>
-        <w:t>Ephesians 6:12</w:t>
+        <w:t>Ephesians 6:12 (#1)</w:t>
       </w:r>
       <w:r>
         <w:rPr>
@@ -5666,7 +5666,7 @@
         <w:rPr>
           <w:lang w:val="en_US" w:bidi="en_US"/>
         </w:rPr>
-        <w:t>Ephesians 6:13</w:t>
+        <w:t>Ephesians 6:13 (#1)</w:t>
       </w:r>
       <w:r>
         <w:rPr>
@@ -5729,7 +5729,7 @@
         <w:rPr>
           <w:lang w:val="en_US" w:bidi="en_US"/>
         </w:rPr>
-        <w:t>Ephesians 6:16</w:t>
+        <w:t>Ephesians 6:16 (#1)</w:t>
       </w:r>
       <w:r>
         <w:rPr>
@@ -5792,7 +5792,7 @@
         <w:rPr>
           <w:lang w:val="en_US" w:bidi="en_US"/>
         </w:rPr>
-        <w:t>Ephesians 6:17</w:t>
+        <w:t>Ephesians 6:17 (#1)</w:t>
       </w:r>
       <w:r>
         <w:rPr>
@@ -5855,7 +5855,7 @@
         <w:rPr>
           <w:lang w:val="en_US" w:bidi="en_US"/>
         </w:rPr>
-        <w:t>Ephesians 6:18</w:t>
+        <w:t>Ephesians 6:18 (#1)</w:t>
       </w:r>
       <w:r>
         <w:rPr>
@@ -5918,7 +5918,7 @@
         <w:rPr>
           <w:lang w:val="en_US" w:bidi="en_US"/>
         </w:rPr>
-        <w:t>Ephesians 6:19</w:t>
+        <w:t>Ephesians 6:19 (#1)</w:t>
       </w:r>
       <w:r>
         <w:rPr>
@@ -5981,7 +5981,7 @@
         <w:rPr>
           <w:lang w:val="en_US" w:bidi="en_US"/>
         </w:rPr>
-        <w:t>Ephesians 6:20</w:t>
+        <w:t>Ephesians 6:20 (#1)</w:t>
       </w:r>
       <w:r>
         <w:rPr>
@@ -6044,7 +6044,7 @@
         <w:rPr>
           <w:lang w:val="en_US" w:bidi="en_US"/>
         </w:rPr>
-        <w:t>Ephesians 6:23</w:t>
+        <w:t>Ephesians 6:23 (#1)</w:t>
       </w:r>
       <w:r>
         <w:rPr>
